--- a/docs/dimastec/Plano-Demonstracao-Agente-IA-Dimastec-CTO.docx
+++ b/docs/dimastec/Plano-Demonstracao-Agente-IA-Dimastec-CTO.docx
@@ -1133,7 +1133,7 @@
                 <w:sz w:val="20"/>
                 <w:szCs w:val="20"/>
               </w:rPr>
-              <w:t xml:space="preserve">Instância/demo do assistente com RAG carregada (ADRs, políticas, código do Saturno)</w:t>
+              <w:t xml:space="preserve">Instância/demo do assistente com RAG carregada (ADRs, políticas, código do Saturno) — sobe via instalador guiado (npm run setup)</w:t>
             </w:r>
           </w:p>
         </w:tc>
@@ -2767,7 +2767,7 @@
         <w:t xml:space="preserve">Referência (assistente-os): </w:t>
       </w:r>
       <w:r>
-        <w:t xml:space="preserve">RAG com embeddings + re-rank opcional, cache semântico e limiar de relevância; quando não acha nada, o agente responde “sem contexto” em vez de inventar.</w:t>
+        <w:t xml:space="preserve">RAG com embeddings + re-rank multilíngue opcional; cada resposta cita a fonte no formato [doc · similaridade · data] com um score de confiança multi-sinal calculado a partir do RAG; abaixo do limiar, o agente responde “evidência insuficiente” em vez de inventar.</w:t>
       </w:r>
     </w:p>
     <w:p>
@@ -3015,7 +3015,7 @@
         <w:t xml:space="preserve">hit@1 (o doc certo aparece em 1º?), MRR, recall@5</w:t>
       </w:r>
       <w:r>
-        <w:t xml:space="preserve"> — e fidelidade da resposta ao contexto (não alucinar).</w:t>
+        <w:t xml:space="preserve"> — fidelidade da resposta ao contexto (não alucinar) e taxa de recusa em perguntas adversariais/fora de escopo.</w:t>
       </w:r>
     </w:p>
     <w:p>
@@ -3049,7 +3049,7 @@
         <w:t xml:space="preserve">Referência (assistente-os): </w:t>
       </w:r>
       <w:r>
-        <w:t xml:space="preserve">comando de avaliação de RAG com golden set, medindo hit@1/MRR/recall e saindo com código de erro se o piso não for atingido (a Dimastec já tem um golden set com 23 casos no hub — é o ponto de partida).</w:t>
+        <w:t xml:space="preserve">comando de avaliação de RAG com golden set, medindo hit@1/MRR/recall + taxa de recusa adversarial, com histórico de execuções registrado; sai com código de erro se o piso não for atingido. Já preparamos um golden set inicial com 23 casos a partir da documentação do hub — ponto de partida a expandir com o time.</w:t>
       </w:r>
     </w:p>
     <w:p>
